--- a/backend/data/corpus/DOC-20260209-263.docx
+++ b/backend/data/corpus/DOC-20260209-263.docx
@@ -367,7 +367,7 @@
         <w:rPr>
           <w:sz w:val="21"/>
         </w:rPr>
-        <w:t>&gt; Asked about my travel schedule, since visits keep landing on the busiest clinic days.</w:t>
+        <w:t>&gt; Titration habits came up in general terms; no specifics were discussed and none were offered.</w:t>
       </w:r>
     </w:p>
     <w:p>
@@ -375,15 +375,7 @@
         <w:rPr>
           <w:sz w:val="21"/>
         </w:rPr>
-        <w:t>&gt; Closed there — no product discussion.</w:t>
-      </w:r>
-    </w:p>
-    <w:p>
-      <w:r>
-        <w:rPr>
-          <w:sz w:val="21"/>
-        </w:rPr>
-        <w:t>&gt; Asked whether I would be at the meeting later this year.</w:t>
+        <w:t>&gt; The scheduling system is still being sorted out, and that took up the first part of the conversation.</w:t>
       </w:r>
     </w:p>
     <w:p>
@@ -392,14 +384,6 @@
           <w:sz w:val="21"/>
         </w:rPr>
         <w:t>&gt; Asked that internal teams hear about the absence of an approved route for generalized tonic-clonic seizures despite similar refractoriness.</w:t>
-      </w:r>
-    </w:p>
-    <w:p>
-      <w:r>
-        <w:rPr>
-          <w:sz w:val="21"/>
-        </w:rPr>
-        <w:t>&gt; Titration habits came up in general terms; no specifics were discussed and none were offered.</w:t>
       </w:r>
     </w:p>
     <w:p>
@@ -423,7 +407,15 @@
         <w:rPr>
           <w:sz w:val="21"/>
         </w:rPr>
-        <w:t>&gt; Caught a full window by the scheduling desk between patients.</w:t>
+        <w:t>&gt; Most of the discussion was about the patient portal, which went live without much warning.</w:t>
+      </w:r>
+    </w:p>
+    <w:p>
+      <w:r>
+        <w:rPr>
+          <w:sz w:val="21"/>
+        </w:rPr>
+        <w:t>&gt; Referenced a review that circulated on the service in passing.</w:t>
       </w:r>
     </w:p>
     <w:p>
@@ -439,15 +431,7 @@
         <w:rPr>
           <w:sz w:val="21"/>
         </w:rPr>
-        <w:t>&gt; Onboarding the epilepsy fellow is the current preoccupation here.</w:t>
-      </w:r>
-    </w:p>
-    <w:p>
-      <w:r>
-        <w:rPr>
-          <w:sz w:val="21"/>
-        </w:rPr>
-        <w:t>&gt; Agreed to reconnect at a follow-up appointment; no product discussion.</w:t>
+        <w:t>&gt; Mostly small talk about the program and the venue.</w:t>
       </w:r>
     </w:p>
     <w:p>
@@ -471,15 +455,7 @@
         <w:rPr>
           <w:sz w:val="21"/>
         </w:rPr>
-        <w:t>&gt; A clipped visit by the scheduling desk; the schedule was tight.</w:t>
-      </w:r>
-    </w:p>
-    <w:p>
-      <w:r>
-        <w:rPr>
-          <w:sz w:val="21"/>
-        </w:rPr>
-        <w:t>&gt; Agreed to reconnect at a follow-up appointment; no materials requested.</w:t>
+        <w:t>&gt; A productive visit between clinic blocks; the schedule was tight.</w:t>
       </w:r>
     </w:p>
     <w:p>
@@ -488,6 +464,14 @@
           <w:sz w:val="21"/>
         </w:rPr>
         <w:t>&gt; Spent the last part of the visit on the patients with generalized tonic-clonic seizures for whom this option is simply not available.</w:t>
+      </w:r>
+    </w:p>
+    <w:p>
+      <w:r>
+        <w:rPr>
+          <w:sz w:val="21"/>
+        </w:rPr>
+        <w:t>&gt; No materials requested this time. Asked about safety and confirmed nothing to report.</w:t>
       </w:r>
     </w:p>
     <w:p>
@@ -511,15 +495,7 @@
         <w:rPr>
           <w:sz w:val="21"/>
         </w:rPr>
-        <w:t>&gt; Closed there — no product discussion.</w:t>
-      </w:r>
-    </w:p>
-    <w:p>
-      <w:r>
-        <w:rPr>
-          <w:sz w:val="21"/>
-        </w:rPr>
-        <w:t>&gt; Talked through the older half of the panel in general terms, without any specific case.</w:t>
+        <w:t>&gt; Nothing actionable this visit this time. Asked about safety and confirmed nothing to report.</w:t>
       </w:r>
     </w:p>
     <w:p>
@@ -528,6 +504,22 @@
           <w:sz w:val="21"/>
         </w:rPr>
         <w:t>&gt; Raised, unprompted, convulsive generalized seizures as the population left out of the current indication.</w:t>
+      </w:r>
+    </w:p>
+    <w:p>
+      <w:r>
+        <w:rPr>
+          <w:sz w:val="21"/>
+        </w:rPr>
+        <w:t>&gt; The practice lost a rotating resident and has not backfilled, so the new-patient backlog is slowly recovering.</w:t>
+      </w:r>
+    </w:p>
+    <w:p>
+      <w:r>
+        <w:rPr>
+          <w:sz w:val="21"/>
+        </w:rPr>
+        <w:t>&gt; Onboarding two medical assistants is the current preoccupation here.</w:t>
       </w:r>
     </w:p>
     <w:p>
@@ -551,7 +543,7 @@
         <w:rPr>
           <w:sz w:val="21"/>
         </w:rPr>
-        <w:t>&gt; Stopped by in the corridor for a twenty-minute conversation.</w:t>
+        <w:t>&gt; A fragmented visit in the conference room; the schedule was tight.</w:t>
       </w:r>
     </w:p>
     <w:p>
@@ -559,15 +551,7 @@
         <w:rPr>
           <w:sz w:val="21"/>
         </w:rPr>
-        <w:t>&gt; Titration scheduling is handled by nursing staff, which the practice finds workable.</w:t>
-      </w:r>
-    </w:p>
-    <w:p>
-      <w:r>
-        <w:rPr>
-          <w:sz w:val="21"/>
-        </w:rPr>
-        <w:t>&gt; Benefit verification is the step that most often delays a start here.</w:t>
+        <w:t>&gt; Mentioned a review that circulated on the service but did not raise any specific finding.</w:t>
       </w:r>
     </w:p>
     <w:p>
@@ -576,14 +560,6 @@
           <w:sz w:val="21"/>
         </w:rPr>
         <w:t>&gt; Raised drug-drug interactions on top of already long medication lists in patients over 65.</w:t>
-      </w:r>
-    </w:p>
-    <w:p>
-      <w:r>
-        <w:rPr>
-          <w:sz w:val="21"/>
-        </w:rPr>
-        <w:t>&gt; Onboarding the epilepsy fellow is the current preoccupation here.</w:t>
       </w:r>
     </w:p>
     <w:p>
@@ -607,7 +583,15 @@
         <w:rPr>
           <w:sz w:val="21"/>
         </w:rPr>
-        <w:t>&gt; A productive conversation in the shared office, mostly logistics.</w:t>
+        <w:t>&gt; A brief visit at the end of the clinic list; the schedule was tight.</w:t>
+      </w:r>
+    </w:p>
+    <w:p>
+      <w:r>
+        <w:rPr>
+          <w:sz w:val="21"/>
+        </w:rPr>
+        <w:t>&gt; Most of the discussion was about the referral intake process, which changed again last month.</w:t>
       </w:r>
     </w:p>
     <w:p>
@@ -616,30 +600,6 @@
           <w:sz w:val="21"/>
         </w:rPr>
         <w:t>&gt; Took a moment to say that two adults in the refractory group are reporting fewer breakthrough events than before.</w:t>
-      </w:r>
-    </w:p>
-    <w:p>
-      <w:r>
-        <w:rPr>
-          <w:sz w:val="21"/>
-        </w:rPr>
-        <w:t>&gt; Left it at that, with a call later this month to be scheduled.</w:t>
-      </w:r>
-    </w:p>
-    <w:p>
-      <w:r>
-        <w:rPr>
-          <w:sz w:val="21"/>
-        </w:rPr>
-        <w:t>&gt; Mentioned a review that circulated on the service but did not raise any specific finding.</w:t>
-      </w:r>
-    </w:p>
-    <w:p>
-      <w:r>
-        <w:rPr>
-          <w:sz w:val="21"/>
-        </w:rPr>
-        <w:t>&gt; Coverage paperwork has improved somewhat, which came up as a general frustration.</w:t>
       </w:r>
     </w:p>
     <w:p>
@@ -663,7 +623,7 @@
         <w:rPr>
           <w:sz w:val="21"/>
         </w:rPr>
-        <w:t>&gt; Stopped by in the corridor for a twenty-minute conversation.</w:t>
+        <w:t>&gt; Caught an unhurried window in the shared office between patients.</w:t>
       </w:r>
     </w:p>
     <w:p>
@@ -671,7 +631,7 @@
         <w:rPr>
           <w:sz w:val="21"/>
         </w:rPr>
-        <w:t>&gt; Coverage paperwork has improved somewhat, which came up as a general frustration.</w:t>
+        <w:t>&gt; No product discussion this time. Asked about safety and confirmed nothing to report.</w:t>
       </w:r>
     </w:p>
     <w:p>
@@ -679,7 +639,7 @@
         <w:rPr>
           <w:sz w:val="21"/>
         </w:rPr>
-        <w:t>&gt; Titration habits came up in general terms; no specifics were discussed and none were offered.</w:t>
+        <w:t>&gt; Talked through the older half of the panel in general terms, without any specific case.</w:t>
       </w:r>
     </w:p>
     <w:p>
@@ -695,7 +655,7 @@
         <w:rPr>
           <w:sz w:val="21"/>
         </w:rPr>
-        <w:t>&gt; Most of the discussion was about the scheduling system, which changed again last month.</w:t>
+        <w:t>&gt; Described how the surgical workup list is triaged now compared with before.</w:t>
       </w:r>
     </w:p>
     <w:p>
@@ -719,7 +679,7 @@
         <w:rPr>
           <w:sz w:val="21"/>
         </w:rPr>
-        <w:t>&gt; Stopped by by the scheduling desk for a compressed conversation.</w:t>
+        <w:t>&gt; Caught a fragmented window outside the EEG suite between patients.</w:t>
       </w:r>
     </w:p>
     <w:p>
@@ -735,7 +695,7 @@
         <w:rPr>
           <w:sz w:val="21"/>
         </w:rPr>
-        <w:t>&gt; Monitoring intervals during titration are set by clinic routine here rather than by protocol.</w:t>
+        <w:t>&gt; Titration habits came up in general terms; no specifics were discussed and none were offered.</w:t>
       </w:r>
     </w:p>
     <w:p>
@@ -743,7 +703,7 @@
         <w:rPr>
           <w:sz w:val="21"/>
         </w:rPr>
-        <w:t>&gt; Asked whether I would be at the meeting later this year.</w:t>
+        <w:t>&gt; Asked whether I had seen a review that circulated on the service; I had not, and offered nothing in return.</w:t>
       </w:r>
     </w:p>
     <w:p>
